--- a/downloads/documents/05 Materials/Unit 06/Slides/Slides 06.12 - Feed the Class Menu Options and Constraints.docx
+++ b/downloads/documents/05 Materials/Unit 06/Slides/Slides 06.12 - Feed the Class Menu Options and Constraints.docx
@@ -6,9 +6,9 @@
       <w:pPr>
         <w:pStyle w:val="Heading1"/>
       </w:pPr>
-      <w:bookmarkStart w:id="20" w:name="Xd90ff2a73ad4f26ba481b15c073a8b225c88bce"/>
-      <w:r>
-        <w:t xml:space="preserve">Slides 06.12: Feed the Class, Menu Options and Constraints</w:t>
+      <w:bookmarkStart w:id="20" w:name="Xc96383be8f74717bd73f55c663ad45f27580d97"/>
+      <w:r>
+        <w:t xml:space="preserve">Slides 6.12: Feed the Class, Menu Options and Constraints</w:t>
       </w:r>
       <w:bookmarkEnd w:id="20"/>
     </w:p>

--- a/downloads/documents/05 Materials/Unit 06/Slides/Slides 06.12 - Feed the Class Menu Options and Constraints.docx
+++ b/downloads/documents/05 Materials/Unit 06/Slides/Slides 06.12 - Feed the Class Menu Options and Constraints.docx
@@ -595,7 +595,7 @@
         <w:pStyle w:val="Compact"/>
       </w:pPr>
       <w:r>
-        <w:t xml:space="preserve">Then write the three-sentence justification.</w:t>
+        <w:t xml:space="preserve">Then write the justification: why you picked it, then one sentence for each of three constraints it clears.</w:t>
       </w:r>
     </w:p>
     <w:p>
